--- a/docs/Repartition_des_taches.docx
+++ b/docs/Repartition_des_taches.docx
@@ -1422,7 +1422,7 @@
                 <w:sz w:val="17"/>
                 <w:szCs w:val="17"/>
               </w:rPr>
-              <w:t xml:space="preserve">14 / 21</w:t>
+              <w:t>15 / 21</w:t>
             </w:r>
           </w:p>
         </w:tc>
@@ -5812,7 +5812,7 @@
                 <w:sz w:val="17"/>
                 <w:szCs w:val="17"/>
               </w:rPr>
-              <w:t xml:space="preserve">0</w:t>
+              <w:t>5</w:t>
             </w:r>
           </w:p>
         </w:tc>
@@ -5875,7 +5875,7 @@
                 <w:sz w:val="17"/>
                 <w:szCs w:val="17"/>
               </w:rPr>
-              <w:t xml:space="preserve">2/3</w:t>
+              <w:t>3/3</w:t>
             </w:r>
           </w:p>
         </w:tc>
@@ -9138,7 +9138,7 @@
           <w:sz w:val="20"/>
           <w:szCs w:val="20"/>
         </w:rPr>
-        <w:t xml:space="preserve">Alexis porte la majeure partie de l’application Flutter, avec trente commits sur </w:t>
+        <w:t>Alexis porte la majeure partie de l’application Flutter, avec trente commits sur flutter/lib, soit presque deux tiers du module et plus que Youri et Tim réunis. Il a posé l’architecture du client, le système de design Material 3, les repositories, les notifiers, le routeur, les écrans et les widgets accessibles. Côté backend, il a livré le couple authentification/RBAC en début de projet puis la tranche verticale d’administration. Son périmètre couvre quinze modules sur vingt et un ; les modules d’industrialisation non couverts correspondent à une spécialisation de répartition, pas à une absence de contribution.</w:t>
       </w:r>
       <w:r>
         <w:rPr>
@@ -9148,7 +9148,6 @@
           <w:sz w:val="20"/>
           <w:szCs w:val="20"/>
         </w:rPr>
-        <w:t xml:space="preserve">flutter/lib</w:t>
       </w:r>
       <w:r>
         <w:rPr>
@@ -9156,7 +9155,6 @@
           <w:sz w:val="20"/>
           <w:szCs w:val="20"/>
         </w:rPr>
-        <w:t xml:space="preserve">, soit presque deux tiers du module et plus que Youri et Tim réunis. Il a posé l’architecture du client, le système de design Material 3, les repositories, les notifiers, le routeur, les écrans et les widgets accessibles. Côté backend, il a livré le couple authentification/RBAC en début de projet puis la tranche verticale d’administration. Son périmètre couvre quatorze modules sur vingt et un ; les modules d’industrialisation non couverts correspondent à une spécialisation de répartition, pas à une absence de contribution.</w:t>
       </w:r>
     </w:p>
     <w:p>
@@ -9627,6 +9625,68 @@
                 <w:szCs w:val="17"/>
               </w:rPr>
               <w:t xml:space="preserve">3</w:t>
+            </w:r>
+          </w:p>
+        </w:tc>
+      </w:tr>
+      <w:tr>
+        <w:tc>
+          <w:tcPr>
+            <w:tcW w:type="dxa" w:w="8277"/>
+            <w:tcBorders>
+              <w:top w:val="single" w:color="C7CBD4" w:sz="3"/>
+              <w:left w:val="single" w:color="C7CBD4" w:sz="3"/>
+              <w:bottom w:val="single" w:color="C7CBD4" w:sz="3"/>
+              <w:right w:val="single" w:color="C7CBD4" w:sz="3"/>
+            </w:tcBorders>
+            <w:tcMar>
+              <w:top w:type="dxa" w:w="60"/>
+              <w:left w:type="dxa" w:w="90"/>
+              <w:bottom w:type="dxa" w:w="60"/>
+              <w:right w:type="dxa" w:w="90"/>
+            </w:tcMar>
+          </w:tcPr>
+          <w:p>
+            <w:pPr>
+              <w:spacing w:after="0" w:before="0"/>
+            </w:pPr>
+            <w:r>
+              <w:rPr>
+                <w:color w:val="111318"/>
+                <w:sz w:val="17"/>
+                <w:szCs w:val="17"/>
+              </w:rPr>
+              <w:t>Documentation &amp; ADR</w:t>
+            </w:r>
+          </w:p>
+        </w:tc>
+        <w:tc>
+          <w:tcPr>
+            <w:tcW w:type="dxa" w:w="1474"/>
+            <w:tcBorders>
+              <w:top w:val="single" w:color="C7CBD4" w:sz="3"/>
+              <w:left w:val="single" w:color="C7CBD4" w:sz="3"/>
+              <w:bottom w:val="single" w:color="C7CBD4" w:sz="3"/>
+              <w:right w:val="single" w:color="C7CBD4" w:sz="3"/>
+            </w:tcBorders>
+            <w:tcMar>
+              <w:top w:type="dxa" w:w="60"/>
+              <w:left w:type="dxa" w:w="90"/>
+              <w:bottom w:type="dxa" w:w="60"/>
+              <w:right w:type="dxa" w:w="90"/>
+            </w:tcMar>
+          </w:tcPr>
+          <w:p>
+            <w:pPr>
+              <w:spacing w:after="0" w:before="0"/>
+            </w:pPr>
+            <w:r>
+              <w:rPr>
+                <w:color w:val="111318"/>
+                <w:sz w:val="17"/>
+                <w:szCs w:val="17"/>
+              </w:rPr>
+              <w:t>5</w:t>
             </w:r>
           </w:p>
         </w:tc>
@@ -11051,7 +11111,7 @@
                 <w:sz w:val="17"/>
                 <w:szCs w:val="17"/>
               </w:rPr>
-              <w:t xml:space="preserve">0</w:t>
+              <w:t>5</w:t>
             </w:r>
           </w:p>
         </w:tc>
@@ -11082,7 +11142,7 @@
                 <w:sz w:val="17"/>
                 <w:szCs w:val="17"/>
               </w:rPr>
-              <w:t xml:space="preserve">Pas de commit Alexis ; priorité Flutter</w:t>
+              <w:t>Alexis a rédigé doc-rgpd.md, doc-uml-bpmn.md, doc-mcd-mpd.md et le cahier des charges (phase de finalisation, août–sept. 2026).</w:t>
             </w:r>
           </w:p>
         </w:tc>
@@ -11109,7 +11169,7 @@
           <w:sz w:val="18"/>
           <w:szCs w:val="18"/>
         </w:rPr>
-        <w:t xml:space="preserve">Conclusion honnête.</w:t>
+        <w:t>Conclusion honnête. La rotation a bien fonctionné sur les couches applicatives, où les trois membres se sont relayés, avec Alexis comme contributeur majoritaire du client Flutter. Elle n’a pas été appliquée aux activités d’industrialisation — pipelines, observabilité, migrations — restées partagées entre deux membres seulement ; la documentation technique a été rédigée par Alexis en phase de finalisation. Ces écarts traduisent donc surtout une spécialisation des rôles : Alexis a concentré l’essentiel de son apport sur le produit visible et l’expérience mobile/web.</w:t>
       </w:r>
       <w:r>
         <w:rPr>
@@ -11117,7 +11177,6 @@
           <w:sz w:val="18"/>
           <w:szCs w:val="18"/>
         </w:rPr>
-        <w:t xml:space="preserve"> La rotation a bien fonctionné sur les couches applicatives, où les trois membres se sont relayés, avec Alexis comme contributeur majoritaire du client Flutter. Elle n’a pas été appliquée aux activités d’industrialisation — pipelines, observabilité, migrations, documentation — restées partagées entre deux membres seulement. Ces écarts traduisent donc surtout une spécialisation des rôles : Alexis a concentré l’essentiel de son apport sur le produit visible et l’expérience mobile/web.</w:t>
       </w:r>
     </w:p>
     <w:p>
